--- a/10/programmnoe-obespechenie/zagotovka-05.docx
+++ b/10/programmnoe-obespechenie/zagotovka-05.docx
@@ -4,12 +4,12 @@
   <w:body>
     <w:p>
       <w:r>
-        <w:t xml:space="preserve">               Муниципальное бюджетное общеобразовательное учреждение</w:t>
+        <w:t xml:space="preserve">                  Муниципальное бюджетное общеобразовательное учреждение</w:t>
       </w:r>
     </w:p>
     <w:p>
       <w:r>
-        <w:t xml:space="preserve">                         «Средняя общеобразовательная школа № ___»</w:t>
+        <w:t xml:space="preserve">                  «Средняя общеобразовательная школа № ___»</w:t>
       </w:r>
     </w:p>
     <w:p/>
@@ -20,12 +20,12 @@
     <w:p/>
     <w:p>
       <w:r>
-        <w:t xml:space="preserve">                                 РЕФЕРАТ</w:t>
+        <w:t xml:space="preserve">                          РЕФЕРАТ</w:t>
       </w:r>
     </w:p>
     <w:p>
       <w:r>
-        <w:t xml:space="preserve">               на тему: «Установка и удаление программ: что при этом происходит с компьютером»</w:t>
+        <w:t xml:space="preserve">                  на тему: «Установка и удаление программ: что при этом происходит с компьютером»</w:t>
       </w:r>
     </w:p>
     <w:p/>
@@ -36,17 +36,17 @@
     <w:p/>
     <w:p>
       <w:r>
-        <w:t xml:space="preserve">                                             Выполнил: Фамилия Имя,</w:t>
+        <w:t xml:space="preserve">                                      Выполнил: Фамилия Имя,</w:t>
       </w:r>
     </w:p>
     <w:p>
       <w:r>
-        <w:t xml:space="preserve">                                             ученик 10 ___ класса</w:t>
+        <w:t xml:space="preserve">                                      ученик 10 ___ класса</w:t>
       </w:r>
     </w:p>
     <w:p>
       <w:r>
-        <w:t xml:space="preserve">                                             Руководитель: Фамилия И. О.</w:t>
+        <w:t xml:space="preserve">                                      Руководитель: Фамилия И. О.</w:t>
       </w:r>
     </w:p>
     <w:p/>
@@ -56,7 +56,7 @@
     <w:p/>
     <w:p>
       <w:r>
-        <w:t xml:space="preserve">                             Город, 20__</w:t>
+        <w:t xml:space="preserve">                      Город, 20__</w:t>
       </w:r>
     </w:p>
     <w:p/>
@@ -105,14 +105,15 @@
     </w:p>
     <w:p/>
     <w:p/>
-    <w:p/>
     <w:p>
       <w:r>
         <w:t>ВВЕДЕНИЕ</w:t>
       </w:r>
     </w:p>
+    <w:p/>
     <w:p>
       <w:r>
+        <w:tab/>
         <w:t>Установка программы выглядит просто: несколько раз нажать «Далее» и дождаться полосы прогресса. За этой полосой скрывается несколько разных действий, и знание о них пригождается, когда программу нужно удалить начисто или когда компьютер начинает работать медленнее.</w:t>
       </w:r>
     </w:p>
@@ -121,34 +122,42 @@
         <w:t>Цель работы — разобрать, из чего состоит установка программного обеспечения и почему удаление перетаскиванием папки в корзину не считается удалением.</w:t>
       </w:r>
     </w:p>
+    <w:p/>
+    <w:p/>
     <w:p>
       <w:r>
         <w:t>1. Что делает установщик</w:t>
       </w:r>
     </w:p>
+    <w:p/>
     <w:p>
       <w:r>
-        <w:t>Первое действие установщика — распаковка. Файлы программы копируются в выбранный каталог, обычно в системную папку для программ. Уже здесь появляется различие между установкой и простым копированием: программа может занимать не одну папку.</w:t>
+        <w:t>Первое действие установщика — распаковка. Файлы программы копируются в выбранный каталог, обычно в системную папку   для программ. Уже здесь появляется  различие между установкой и простым копированием: программа может занимать не одну  папку.</w:t>
       </w:r>
     </w:p>
     <w:p>
       <w:r>
-        <w:t>Второе — регистрация в системе. Программа записывает сведения о себе в системный реестр или его аналог: где она лежит, какая у неё версия, какие типы файлов открывает. Отсюда берутся значки в меню и то, что двойной щелчок по документу открывает нужное приложение.</w:t>
+        <w:tab/>
+        <w:t>Второе — регистрация в системе. Программа записывает сведения о себе в системный реестр или  его  аналог: где она лежит, какая у неё версия, какие типы файлов открывает. Отсюда берутся значки в меню и то, что двойной щелчок по документу открывает нужное приложение.</w:t>
       </w:r>
     </w:p>
     <w:p>
       <w:r>
-        <w:t>Третье — сопутствующие компоненты: библиотеки, драйверы, службы, запускаемые вместе с системой. Именно они чаще всего и замедляют компьютер, а не сама программа: половина установленного стартует вместе с операционной системой.</w:t>
+        <w:tab/>
+        <w:t>Третье — сопутствующие компоненты: библиотеки, драйверы, службы, запускаемые вместе с  системой. Именно они  чаще всего и замедляют компьютер, а не сама программа: половина установленного стартует  вместе с операционной системой.</w:t>
       </w:r>
     </w:p>
+    <w:p/>
+    <w:p/>
     <w:p>
       <w:r>
         <w:t>2. Правильное удаление</w:t>
       </w:r>
     </w:p>
+    <w:p/>
     <w:p>
       <w:r>
-        <w:t>Удаление — обратная последовательность тех же шагов, и выполнить её должна сама система: раздел управления программами или деинсталлятор, положенный рядом с приложением. Он убирает файлы, записи о себе и добавленные компоненты.</w:t>
+        <w:t>Удаление — обратная последовательность тех же шагов, и выполнить её  должна сама система: раздел управления программами или деинсталлятор, положенный рядом с приложением. Он убирает файлы,  записи о себе  и  добавленные компоненты.</w:t>
       </w:r>
     </w:p>
     <w:p>
@@ -158,34 +167,30 @@
     </w:p>
     <w:p>
       <w:r>
-        <w:t>Полностью бесследным удаление не бывает: пользовательские настройки и созданные документы обычно остаются намеренно — чтобы при повторной установке ничего не потерялось.</w:t>
+        <w:t>Полностью бесследным  удаление не бывает: пользовательские настройки  и созданные документы обычно  остаются намеренно — чтобы при повторной установке ничего не потерялось.</w:t>
       </w:r>
     </w:p>
+    <w:p/>
+    <w:p/>
     <w:p>
       <w:r>
         <w:t>ЗАКЛЮЧЕНИЕ</w:t>
       </w:r>
     </w:p>
+    <w:p/>
     <w:p>
       <w:r>
         <w:t>Установка программы — это не копирование файлов, а копирование плюс регистрация в системе плюс установка сопутствующих компонентов. Поэтому и удалять программу нужно средствами системы, а не перетаскиванием папки: иначе на компьютере накапливаются записи о программах, которых нет.</w:t>
       </w:r>
     </w:p>
+    <w:p/>
+    <w:p/>
     <w:p>
       <w:r>
         <w:t>СПИСОК ИСТОЧНИКОВ</w:t>
       </w:r>
     </w:p>
-    <w:p>
-      <w:r>
-        <w:t>Автозагрузка: что замедляет компьютер // Хабр. URL: https://habr.com (дата обращения 06.09.2026)</w:t>
-      </w:r>
-    </w:p>
-    <w:p>
-      <w:r>
-        <w:t>Системный реестр: назначение и структура // Открытые системы. URL: https://www.osp.ru (дата обращения 07.09.2026)</w:t>
-      </w:r>
-    </w:p>
+    <w:p/>
     <w:p>
       <w:r>
         <w:t>Информатика. 10 класс. Базовый уровень: учебник / под ред. К. Ю. Полякова. — Москва: БИНОМ, 2022.</w:t>
@@ -193,7 +198,19 @@
     </w:p>
     <w:p>
       <w:r>
+        <w:t>Системный реестр: назначение и   структура // Открытые  системы. URL: https://www.osp.ru (дата обращения 07.09.2026)</w:t>
+      </w:r>
+    </w:p>
+    <w:p>
+      <w:r>
+        <w:tab/>
         <w:t>Таненбаум Э. Современные операционные системы. — Санкт-Петербург: Питер, 2019.</w:t>
+      </w:r>
+    </w:p>
+    <w:p>
+      <w:r>
+        <w:tab/>
+        <w:t>Автозагрузка: что  замедляет компьютер // Хабр. URL: https://habr.com (дата обращения  06.09.2026)</w:t>
       </w:r>
     </w:p>
     <w:p>
@@ -201,19 +218,22 @@
         <w:t>Установка и удаление программ // Справка Microsoft. URL: https://support.microsoft.com (дата обращения 05.09.2026)</w:t>
       </w:r>
     </w:p>
+    <w:p/>
+    <w:p/>
     <w:p>
       <w:r>
         <w:t>ПРИЛОЖЕНИЕ</w:t>
       </w:r>
     </w:p>
+    <w:p/>
     <w:p>
       <w:r>
-        <w:t>Шаги установки и что остаётся после удаления</w:t>
+        <w:t>Шаги установки и что   остаётся после удаления</w:t>
       </w:r>
     </w:p>
     <w:p>
       <w:r>
-        <w:t>Распаковка файлов — удаляется полностью</w:t>
+        <w:t>Распаковка файлов —   удаляется  полностью</w:t>
       </w:r>
     </w:p>
     <w:p>
@@ -223,6 +243,7 @@
     </w:p>
     <w:p>
       <w:r>
+        <w:tab/>
         <w:t>Ярлыки и меню — удаляются вместе с записями</w:t>
       </w:r>
     </w:p>
@@ -233,16 +254,19 @@
     </w:p>
     <w:p>
       <w:r>
+        <w:tab/>
         <w:t>Общие библиотеки — могут остаться: их используют другие программы</w:t>
       </w:r>
     </w:p>
     <w:p>
       <w:r>
+        <w:tab/>
         <w:t>Настройки и документы — остаются намеренно</w:t>
       </w:r>
     </w:p>
     <w:p>
       <w:r>
+        <w:tab/>
         <w:t>Текст-заготовка подготовлен с помощью искусственного интеллекта и предназначен для учебной работы по оформлению.</w:t>
       </w:r>
     </w:p>
@@ -623,8 +647,8 @@
       <w:spacing w:after="0" w:before="0" w:line="240" w:lineRule="auto"/>
     </w:pPr>
     <w:rPr>
-      <w:rFonts w:ascii="Arial" w:hAnsi="Arial" w:cs="Arial"/>
-      <w:sz w:val="24"/>
+      <w:rFonts w:ascii="Verdana" w:hAnsi="Verdana" w:cs="Verdana"/>
+      <w:sz w:val="22"/>
     </w:rPr>
   </w:style>
   <w:style w:type="paragraph" w:styleId="Header">
